--- a/Shankar_Sharma_CV.docx
+++ b/Shankar_Sharma_CV.docx
@@ -100,28 +100,7 @@
                                 <w:szCs w:val="21"/>
                                 <w:lang w:val="en-US"/>
                               </w:rPr>
-                              <w:t>1/26 Houston Road, Kingsford, NSW 2032, Australia</w:t>
-                            </w:r>
-                          </w:p>
-                          <w:p>
-                            <w:pPr>
-                              <w:spacing w:line="276" w:lineRule="auto"/>
-                              <w:jc w:val="center"/>
-                              <w:rPr>
-                                <w:rFonts w:ascii="Palatino" w:hAnsi="Palatino"/>
-                                <w:sz w:val="21"/>
-                                <w:szCs w:val="21"/>
-                                <w:lang w:val="en-US"/>
-                              </w:rPr>
-                            </w:pPr>
-                            <w:r>
-                              <w:rPr>
-                                <w:rFonts w:ascii="Palatino" w:hAnsi="Palatino"/>
-                                <w:sz w:val="21"/>
-                                <w:szCs w:val="21"/>
-                                <w:lang w:val="en-US"/>
-                              </w:rPr>
-                              <w:t>Phone: +61 404104803</w:t>
+                              <w:t>26 Houston Road, Kingsford, NSW 2032, Australia</w:t>
                             </w:r>
                           </w:p>
                           <w:p>
@@ -250,46 +229,7 @@
                           <w:szCs w:val="21"/>
                           <w:lang w:val="en-US"/>
                         </w:rPr>
-                        <w:t>1/</w:t>
-                      </w:r>
-                      <w:r>
-                        <w:rPr>
-                          <w:rFonts w:ascii="Palatino" w:hAnsi="Palatino"/>
-                          <w:sz w:val="21"/>
-                          <w:szCs w:val="21"/>
-                          <w:lang w:val="en-US"/>
-                        </w:rPr>
                         <w:t>26 Houston Road, Kingsford, NSW 2032, Australia</w:t>
-                      </w:r>
-                    </w:p>
-                    <w:p>
-                      <w:pPr>
-                        <w:spacing w:line="276" w:lineRule="auto"/>
-                        <w:jc w:val="center"/>
-                        <w:rPr>
-                          <w:rFonts w:ascii="Palatino" w:hAnsi="Palatino"/>
-                          <w:sz w:val="21"/>
-                          <w:szCs w:val="21"/>
-                          <w:lang w:val="en-US"/>
-                        </w:rPr>
-                      </w:pPr>
-                      <w:r>
-                        <w:rPr>
-                          <w:rFonts w:ascii="Palatino" w:hAnsi="Palatino"/>
-                          <w:sz w:val="21"/>
-                          <w:szCs w:val="21"/>
-                          <w:lang w:val="en-US"/>
-                        </w:rPr>
-                        <w:t>Phone: +61</w:t>
-                      </w:r>
-                      <w:r>
-                        <w:rPr>
-                          <w:rFonts w:ascii="Palatino" w:hAnsi="Palatino"/>
-                          <w:sz w:val="21"/>
-                          <w:szCs w:val="21"/>
-                          <w:lang w:val="en-US"/>
-                        </w:rPr>
-                        <w:t xml:space="preserve"> 404104803</w:t>
                       </w:r>
                     </w:p>
                     <w:p>
@@ -331,16 +271,7 @@
                           <w:szCs w:val="21"/>
                           <w:lang w:val="en-US"/>
                         </w:rPr>
-                        <w:t>;</w:t>
-                      </w:r>
-                      <w:r>
-                        <w:rPr>
-                          <w:rFonts w:ascii="Palatino" w:hAnsi="Palatino"/>
-                          <w:sz w:val="21"/>
-                          <w:szCs w:val="21"/>
-                          <w:lang w:val="en-US"/>
-                        </w:rPr>
-                        <w:t xml:space="preserve"> </w:t>
+                        <w:t xml:space="preserve">; </w:t>
                       </w:r>
                       <w:hyperlink r:id="rId11" w:history="1">
                         <w:r>
@@ -9710,6 +9641,7 @@
     <w:rsid w:val="00AD5456"/>
     <w:rsid w:val="00C5074A"/>
     <w:rsid w:val="00C924AA"/>
+    <w:rsid w:val="00E779BA"/>
     <w:rsid w:val="00EA0A8E"/>
   </w:rsids>
   <m:mathPr>
